--- a/02_protocols/科研思路/论文形成/宏观科研思路.docx
+++ b/02_protocols/科研思路/论文形成/宏观科研思路.docx
@@ -679,6 +679,7 @@
         <w:rPr>
           <w:rFonts w:hint="eastAsia"/>
         </w:rPr>
+        <w:lastRenderedPageBreak/>
         <w:t>宏观操作顺序</w:t>
       </w:r>
     </w:p>
@@ -928,6 +929,7 @@
         </w:numPr>
       </w:pPr>
       <w:r>
+        <w:lastRenderedPageBreak/>
         <w:t>上游？</w:t>
       </w:r>
     </w:p>
@@ -1197,6 +1199,7 @@
         <w:pStyle w:val="p3"/>
       </w:pPr>
       <w:r>
+        <w:lastRenderedPageBreak/>
         <w:t>例如：</w:t>
       </w:r>
     </w:p>
@@ -1436,6 +1439,7 @@
         <w:pStyle w:val="p3"/>
       </w:pPr>
       <w:r>
+        <w:lastRenderedPageBreak/>
         <w:t>因果闭环完成。</w:t>
       </w:r>
     </w:p>
@@ -1698,6 +1702,7 @@
     </w:p>
     <w:p>
       <w:r>
+        <w:lastRenderedPageBreak/>
         <w:t>Narrative 是“读者体验设计”。</w:t>
       </w:r>
     </w:p>
@@ -1914,6 +1919,7 @@
         <w:pStyle w:val="3"/>
       </w:pPr>
       <w:r>
+        <w:lastRenderedPageBreak/>
         <w:t>③ 英文期刊论文</w:t>
       </w:r>
     </w:p>
@@ -2376,6 +2382,7 @@
         <w:pStyle w:val="p1"/>
       </w:pPr>
       <w:r>
+        <w:lastRenderedPageBreak/>
         <w:t>强调的是：</w:t>
       </w:r>
     </w:p>
@@ -2701,6 +2708,7 @@
         </w:numPr>
       </w:pPr>
       <w:r>
+        <w:lastRenderedPageBreak/>
         <w:t>每个图都推动主线</w:t>
       </w:r>
     </w:p>
@@ -3141,6 +3149,7 @@
         <w:rPr>
           <w:rFonts w:hint="eastAsia"/>
         </w:rPr>
+        <w:lastRenderedPageBreak/>
         <w:t>具体操作细节</w:t>
       </w:r>
     </w:p>
@@ -3163,7 +3172,7 @@
         <w:widowControl/>
         <w:jc w:val="left"/>
         <w:rPr>
-          <w:rFonts w:ascii="Helvetica Neue" w:eastAsia="宋体" w:hAnsi="Helvetica Neue" w:cs="宋体" w:hint="eastAsia"/>
+          <w:rFonts w:ascii="Helvetica Neue" w:eastAsia="宋体" w:hAnsi="Helvetica Neue" w:cs="宋体"/>
           <w:color w:val="0E0E0E"/>
           <w:kern w:val="0"/>
           <w:sz w:val="24"/>
@@ -3378,92 +3387,92 @@
     <w:p>
       <w:pPr>
         <w:pStyle w:val="p1"/>
+      </w:pPr>
+      <w:r>
         <w:rPr>
           <w:rFonts w:hint="eastAsia"/>
         </w:rPr>
-      </w:pPr>
+        <w:t>若某个node包含多个子node，则为</w:t>
+      </w:r>
+      <w:r>
+        <w:t>positioning node</w:t>
+      </w:r>
+    </w:p>
+    <w:p>
+      <w:pPr>
+        <w:pStyle w:val="4"/>
+      </w:pPr>
+      <w:r>
+        <w:t>E</w:t>
+      </w:r>
       <w:r>
         <w:rPr>
           <w:rFonts w:hint="eastAsia"/>
         </w:rPr>
-        <w:t>若某个node包含多个子node，则为</w:t>
-      </w:r>
-      <w:r>
-        <w:t>positioning node</w:t>
-      </w:r>
-    </w:p>
-    <w:p>
-      <w:pPr>
-        <w:pStyle w:val="4"/>
-      </w:pPr>
-      <w:r>
-        <w:t>E</w:t>
-      </w:r>
+        <w:t>dg</w:t>
+      </w:r>
+      <w:r>
+        <w:t>es</w:t>
+      </w:r>
+    </w:p>
+    <w:p>
+      <w:pPr>
+        <w:pStyle w:val="5"/>
+      </w:pPr>
+      <w:proofErr w:type="spellStart"/>
       <w:r>
         <w:rPr>
           <w:rFonts w:hint="eastAsia"/>
         </w:rPr>
-        <w:t>dg</w:t>
-      </w:r>
-      <w:r>
-        <w:t>es</w:t>
-      </w:r>
-    </w:p>
-    <w:p>
-      <w:pPr>
-        <w:pStyle w:val="5"/>
-      </w:pPr>
-      <w:proofErr w:type="spellStart"/>
+        <w:t>evidence</w:t>
+      </w:r>
+      <w:r>
+        <w:t>_level</w:t>
+      </w:r>
+      <w:proofErr w:type="spellEnd"/>
+    </w:p>
+    <w:p>
+      <w:pPr>
+        <w:pStyle w:val="p1"/>
+      </w:pPr>
       <w:r>
         <w:rPr>
           <w:rFonts w:hint="eastAsia"/>
         </w:rPr>
-        <w:t>evidence</w:t>
-      </w:r>
-      <w:r>
-        <w:t>_level</w:t>
-      </w:r>
-      <w:proofErr w:type="spellEnd"/>
-    </w:p>
-    <w:p>
-      <w:pPr>
-        <w:pStyle w:val="p1"/>
-      </w:pPr>
+        <w:t>两个node之间的证据类型</w:t>
+      </w:r>
+    </w:p>
+    <w:p>
+      <w:pPr>
+        <w:pStyle w:val="p1"/>
+      </w:pPr>
+      <w:r>
+        <w:t>C</w:t>
+      </w:r>
+      <w:r>
+        <w:t>orrelation</w:t>
+      </w:r>
+    </w:p>
+    <w:p>
+      <w:pPr>
+        <w:pStyle w:val="p1"/>
+      </w:pPr>
+      <w:r>
+        <w:t>P</w:t>
+      </w:r>
       <w:r>
         <w:rPr>
           <w:rFonts w:hint="eastAsia"/>
         </w:rPr>
-        <w:t>两个node之间的证据类型</w:t>
-      </w:r>
-    </w:p>
-    <w:p>
-      <w:pPr>
-        <w:pStyle w:val="p1"/>
-      </w:pPr>
-      <w:r>
-        <w:t>C</w:t>
-      </w:r>
-      <w:r>
-        <w:t>orrelation</w:t>
-      </w:r>
-    </w:p>
-    <w:p>
-      <w:pPr>
-        <w:pStyle w:val="p1"/>
-      </w:pPr>
-      <w:r>
-        <w:t>P</w:t>
-      </w:r>
-      <w:r>
+        <w:t>osition</w:t>
+      </w:r>
+    </w:p>
+    <w:p>
+      <w:pPr>
+        <w:pStyle w:val="p1"/>
         <w:rPr>
           <w:rFonts w:hint="eastAsia"/>
         </w:rPr>
-        <w:t>osition</w:t>
-      </w:r>
-    </w:p>
-    <w:p>
-      <w:pPr>
-        <w:pStyle w:val="p1"/>
       </w:pPr>
       <w:r>
         <w:t>N</w:t>
@@ -3471,16 +3480,31 @@
       <w:r>
         <w:t>ecessity</w:t>
       </w:r>
-    </w:p>
-    <w:p>
-      <w:pPr>
-        <w:pStyle w:val="p1"/>
+      <w:r>
+        <w:rPr>
+          <w:rFonts w:hint="eastAsia"/>
+        </w:rPr>
+        <w:t>：如果拿走a，b变化，则必要</w:t>
+      </w:r>
+    </w:p>
+    <w:p>
+      <w:pPr>
+        <w:pStyle w:val="p1"/>
+        <w:rPr>
+          <w:rFonts w:hint="eastAsia"/>
+        </w:rPr>
       </w:pPr>
       <w:r>
         <w:t>S</w:t>
       </w:r>
       <w:r>
         <w:t>ufficiency</w:t>
+      </w:r>
+      <w:r>
+        <w:rPr>
+          <w:rFonts w:hint="eastAsia"/>
+        </w:rPr>
+        <w:t>：</w:t>
       </w:r>
     </w:p>
     <w:p>
@@ -3514,17 +3538,11 @@
     <w:p>
       <w:pPr>
         <w:pStyle w:val="p1"/>
-        <w:rPr>
-          <w:rFonts w:hint="eastAsia"/>
-        </w:rPr>
-      </w:pPr>
-    </w:p>
-    <w:p>
-      <w:pPr>
-        <w:pStyle w:val="p1"/>
-        <w:rPr>
-          <w:rFonts w:hint="eastAsia"/>
-        </w:rPr>
+      </w:pPr>
+    </w:p>
+    <w:p>
+      <w:pPr>
+        <w:pStyle w:val="p1"/>
       </w:pPr>
       <w:r>
         <w:rPr>
@@ -3594,6 +3612,7 @@
         <w:pStyle w:val="5"/>
       </w:pPr>
       <w:r>
+        <w:lastRenderedPageBreak/>
         <w:t>R</w:t>
       </w:r>
       <w:r>
@@ -3938,9 +3957,6 @@
     <w:p>
       <w:pPr>
         <w:pStyle w:val="p1"/>
-        <w:rPr>
-          <w:rFonts w:hint="eastAsia"/>
-        </w:rPr>
       </w:pPr>
       <w:r>
         <w:t xml:space="preserve">读者的大脑一次只能稳定理解 </w:t>
@@ -3973,340 +3989,320 @@
     <w:p>
       <w:pPr>
         <w:pStyle w:val="p1"/>
+      </w:pPr>
+    </w:p>
+    <w:p>
+      <w:pPr>
+        <w:pStyle w:val="3"/>
+      </w:pPr>
+      <w:r>
         <w:rPr>
           <w:rFonts w:hint="eastAsia"/>
         </w:rPr>
-      </w:pPr>
-    </w:p>
+        <w:lastRenderedPageBreak/>
+        <w:t>narrative的定义</w:t>
+      </w:r>
+    </w:p>
+    <w:p>
+      <w:pPr>
+        <w:pStyle w:val="p1"/>
+      </w:pPr>
+      <w:r>
+        <w:rPr>
+          <w:rFonts w:hint="eastAsia"/>
+        </w:rPr>
+        <w:t>根据产物要求，</w:t>
+      </w:r>
+      <w:r>
+        <w:t>在 Argument 约束下</w:t>
+      </w:r>
+      <w:r>
+        <w:rPr>
+          <w:rFonts w:hint="eastAsia"/>
+        </w:rPr>
+        <w:t>的</w:t>
+      </w:r>
+      <w:r>
+        <w:t>最优</w:t>
+      </w:r>
+      <w:r>
+        <w:rPr>
+          <w:rFonts w:hint="eastAsia"/>
+        </w:rPr>
+        <w:t>edge选择与</w:t>
+      </w:r>
+      <w:r>
+        <w:t>叙述</w:t>
+      </w:r>
+      <w:r>
+        <w:rPr>
+          <w:rFonts w:hint="eastAsia"/>
+        </w:rPr>
+        <w:t>顺序</w:t>
+      </w:r>
+    </w:p>
+    <w:p>
+      <w:pPr>
+        <w:pStyle w:val="p1"/>
+      </w:pPr>
+      <w:r>
+        <w:t xml:space="preserve">Narrative = </w:t>
+      </w:r>
+      <w:proofErr w:type="gramStart"/>
+      <w:r>
+        <w:t>f(</w:t>
+      </w:r>
+      <w:proofErr w:type="gramEnd"/>
+      <w:r>
+        <w:t xml:space="preserve">Argument, </w:t>
+      </w:r>
+      <w:proofErr w:type="spellStart"/>
+      <w:r>
+        <w:t>Output_goal</w:t>
+      </w:r>
+      <w:proofErr w:type="spellEnd"/>
+      <w:r>
+        <w:t>)</w:t>
+      </w:r>
+    </w:p>
+    <w:p/>
+    <w:p>
+      <w:pPr>
+        <w:pStyle w:val="4"/>
+      </w:pPr>
+      <w:r>
+        <w:rPr>
+          <w:rFonts w:hint="eastAsia"/>
+        </w:rPr>
+        <w:t>产物要求：</w:t>
+      </w:r>
+    </w:p>
+    <w:p>
+      <w:pPr>
+        <w:pStyle w:val="p1"/>
+      </w:pPr>
+      <w:r>
+        <w:t>journal</w:t>
+      </w:r>
+    </w:p>
+    <w:p>
+      <w:pPr>
+        <w:pStyle w:val="p1"/>
+      </w:pPr>
+      <w:r>
+        <w:rPr>
+          <w:rStyle w:val="apple-converted-space"/>
+        </w:rPr>
+        <w:t xml:space="preserve">  </w:t>
+      </w:r>
+      <w:r>
+        <w:t>select: strongest causal path</w:t>
+      </w:r>
+    </w:p>
+    <w:p>
+      <w:pPr>
+        <w:pStyle w:val="p1"/>
+      </w:pPr>
+      <w:r>
+        <w:rPr>
+          <w:rStyle w:val="apple-converted-space"/>
+        </w:rPr>
+        <w:t xml:space="preserve">  </w:t>
+      </w:r>
+      <w:r>
+        <w:t>goal: maximize causal certainty</w:t>
+      </w:r>
+    </w:p>
+    <w:p>
+      <w:pPr>
+        <w:pStyle w:val="p2"/>
+      </w:pPr>
+    </w:p>
+    <w:p>
+      <w:pPr>
+        <w:pStyle w:val="p1"/>
+      </w:pPr>
+      <w:r>
+        <w:t>thesis</w:t>
+      </w:r>
+    </w:p>
+    <w:p>
+      <w:pPr>
+        <w:pStyle w:val="p1"/>
+      </w:pPr>
+      <w:r>
+        <w:rPr>
+          <w:rStyle w:val="apple-converted-space"/>
+        </w:rPr>
+        <w:t xml:space="preserve">  </w:t>
+      </w:r>
+      <w:r>
+        <w:t>select: most explored paths</w:t>
+      </w:r>
+    </w:p>
+    <w:p>
+      <w:pPr>
+        <w:pStyle w:val="p1"/>
+      </w:pPr>
+      <w:r>
+        <w:rPr>
+          <w:rStyle w:val="apple-converted-space"/>
+        </w:rPr>
+        <w:t xml:space="preserve">  </w:t>
+      </w:r>
+      <w:r>
+        <w:t>goal: maximize research completeness</w:t>
+      </w:r>
+    </w:p>
+    <w:p>
+      <w:pPr>
+        <w:pStyle w:val="p2"/>
+      </w:pPr>
+    </w:p>
+    <w:p>
+      <w:pPr>
+        <w:pStyle w:val="p1"/>
+      </w:pPr>
+      <w:r>
+        <w:t>grant</w:t>
+      </w:r>
+    </w:p>
+    <w:p>
+      <w:pPr>
+        <w:pStyle w:val="p1"/>
+      </w:pPr>
+      <w:r>
+        <w:rPr>
+          <w:rStyle w:val="apple-converted-space"/>
+        </w:rPr>
+        <w:t xml:space="preserve">  </w:t>
+      </w:r>
+      <w:r>
+        <w:t>select: plausible future paths</w:t>
+      </w:r>
+    </w:p>
+    <w:p>
+      <w:pPr>
+        <w:pStyle w:val="p1"/>
+      </w:pPr>
+      <w:r>
+        <w:rPr>
+          <w:rStyle w:val="apple-converted-space"/>
+        </w:rPr>
+        <w:t xml:space="preserve">  </w:t>
+      </w:r>
+      <w:r>
+        <w:t>goal: maximize research potential</w:t>
+      </w:r>
+    </w:p>
+    <w:p>
+      <w:pPr>
+        <w:pStyle w:val="4"/>
+      </w:pPr>
+      <w:r>
+        <w:rPr>
+          <w:rFonts w:hint="eastAsia"/>
+        </w:rPr>
+        <w:t>叙述顺序：</w:t>
+      </w:r>
+    </w:p>
+    <w:p>
+      <w:pPr>
+        <w:pStyle w:val="p1"/>
+      </w:pPr>
+      <w:r>
+        <w:t>Phenotype</w:t>
+      </w:r>
+    </w:p>
+    <w:p>
+      <w:pPr>
+        <w:pStyle w:val="p1"/>
+      </w:pPr>
+      <w:r>
+        <w:t>Positioning</w:t>
+      </w:r>
+    </w:p>
+    <w:p>
+      <w:pPr>
+        <w:pStyle w:val="p1"/>
+      </w:pPr>
+      <w:r>
+        <w:t>Mechanism discovery</w:t>
+      </w:r>
+    </w:p>
+    <w:p>
+      <w:pPr>
+        <w:pStyle w:val="p1"/>
+      </w:pPr>
+      <w:r>
+        <w:t>Mechanism completion</w:t>
+      </w:r>
+    </w:p>
+    <w:p>
+      <w:pPr>
+        <w:pStyle w:val="p1"/>
+      </w:pPr>
+      <w:r>
+        <w:t>Model</w:t>
+      </w:r>
+    </w:p>
+    <w:p>
+      <w:pPr>
+        <w:pStyle w:val="4"/>
+      </w:pPr>
+      <w:r>
+        <w:lastRenderedPageBreak/>
+        <w:t>Claim</w:t>
+      </w:r>
+      <w:r>
+        <w:rPr>
+          <w:rFonts w:hint="eastAsia"/>
+        </w:rPr>
+        <w:t>：</w:t>
+      </w:r>
+    </w:p>
+    <w:p>
+      <w:r>
+        <w:t>本 Figure 中所有 edges 的最小共同命题</w:t>
+      </w:r>
+      <w:r>
+        <w:rPr>
+          <w:rFonts w:hint="eastAsia"/>
+        </w:rPr>
+        <w:t>，用以与figure对应</w:t>
+      </w:r>
+    </w:p>
+    <w:p>
+      <w:r>
+        <w:t>Figure Claim</w:t>
+      </w:r>
+    </w:p>
+    <w:p>
+      <w:r>
+        <w:t>= minimal statement</w:t>
+      </w:r>
+    </w:p>
+    <w:p>
+      <w:r>
+        <w:t xml:space="preserve">  that is supported by all edges in the figure</w:t>
+      </w:r>
+    </w:p>
+    <w:p/>
     <w:p>
       <w:pPr>
         <w:pStyle w:val="3"/>
       </w:pPr>
       <w:r>
+        <w:t>Sentence</w:t>
+      </w:r>
+      <w:r>
         <w:rPr>
           <w:rFonts w:hint="eastAsia"/>
         </w:rPr>
-        <w:t>narrative的定义</w:t>
-      </w:r>
-    </w:p>
-    <w:p>
-      <w:pPr>
-        <w:pStyle w:val="p1"/>
-      </w:pPr>
-      <w:r>
-        <w:rPr>
-          <w:rFonts w:hint="eastAsia"/>
-        </w:rPr>
-        <w:t>根据产物要求，</w:t>
-      </w:r>
-      <w:r>
-        <w:t>在 Argument 约束下</w:t>
-      </w:r>
-      <w:r>
-        <w:rPr>
-          <w:rFonts w:hint="eastAsia"/>
-        </w:rPr>
-        <w:t>的</w:t>
-      </w:r>
-      <w:r>
-        <w:t>最优</w:t>
-      </w:r>
-      <w:r>
-        <w:rPr>
-          <w:rFonts w:hint="eastAsia"/>
-        </w:rPr>
-        <w:t>edge选择与</w:t>
-      </w:r>
-      <w:r>
-        <w:t>叙述</w:t>
-      </w:r>
-      <w:r>
-        <w:rPr>
-          <w:rFonts w:hint="eastAsia"/>
-        </w:rPr>
-        <w:t>顺序</w:t>
-      </w:r>
-    </w:p>
-    <w:p>
-      <w:pPr>
-        <w:pStyle w:val="p1"/>
-      </w:pPr>
-      <w:r>
-        <w:t xml:space="preserve">Narrative = </w:t>
-      </w:r>
-      <w:proofErr w:type="gramStart"/>
-      <w:r>
-        <w:t>f(</w:t>
-      </w:r>
-      <w:proofErr w:type="gramEnd"/>
-      <w:r>
-        <w:t xml:space="preserve">Argument, </w:t>
-      </w:r>
-      <w:proofErr w:type="spellStart"/>
-      <w:r>
-        <w:t>Output_goal</w:t>
-      </w:r>
-      <w:proofErr w:type="spellEnd"/>
-      <w:r>
-        <w:t>)</w:t>
-      </w:r>
-    </w:p>
-    <w:p/>
-    <w:p>
-      <w:pPr>
-        <w:pStyle w:val="4"/>
-      </w:pPr>
-      <w:r>
-        <w:rPr>
-          <w:rFonts w:hint="eastAsia"/>
-        </w:rPr>
-        <w:t>产物要求：</w:t>
-      </w:r>
-    </w:p>
-    <w:p>
-      <w:pPr>
-        <w:pStyle w:val="p1"/>
-      </w:pPr>
-      <w:r>
-        <w:t>journal</w:t>
-      </w:r>
-    </w:p>
-    <w:p>
-      <w:pPr>
-        <w:pStyle w:val="p1"/>
-      </w:pPr>
-      <w:r>
-        <w:rPr>
-          <w:rStyle w:val="apple-converted-space"/>
-        </w:rPr>
-        <w:t xml:space="preserve">  </w:t>
-      </w:r>
-      <w:r>
-        <w:t>select: strongest causal path</w:t>
-      </w:r>
-    </w:p>
-    <w:p>
-      <w:pPr>
-        <w:pStyle w:val="p1"/>
-      </w:pPr>
-      <w:r>
-        <w:rPr>
-          <w:rStyle w:val="apple-converted-space"/>
-        </w:rPr>
-        <w:t xml:space="preserve">  </w:t>
-      </w:r>
-      <w:r>
-        <w:t>goal: maximize causal certainty</w:t>
-      </w:r>
-    </w:p>
-    <w:p>
-      <w:pPr>
-        <w:pStyle w:val="p2"/>
-      </w:pPr>
-    </w:p>
-    <w:p>
-      <w:pPr>
-        <w:pStyle w:val="p1"/>
-      </w:pPr>
-      <w:r>
-        <w:t>thesis</w:t>
-      </w:r>
-    </w:p>
-    <w:p>
-      <w:pPr>
-        <w:pStyle w:val="p1"/>
-      </w:pPr>
-      <w:r>
-        <w:rPr>
-          <w:rStyle w:val="apple-converted-space"/>
-        </w:rPr>
-        <w:t xml:space="preserve">  </w:t>
-      </w:r>
-      <w:r>
-        <w:t>select: most explored paths</w:t>
-      </w:r>
-    </w:p>
-    <w:p>
-      <w:pPr>
-        <w:pStyle w:val="p1"/>
-      </w:pPr>
-      <w:r>
-        <w:rPr>
-          <w:rStyle w:val="apple-converted-space"/>
-        </w:rPr>
-        <w:t xml:space="preserve">  </w:t>
-      </w:r>
-      <w:r>
-        <w:t>goal: maximize research completeness</w:t>
-      </w:r>
-    </w:p>
-    <w:p>
-      <w:pPr>
-        <w:pStyle w:val="p2"/>
-      </w:pPr>
-    </w:p>
-    <w:p>
-      <w:pPr>
-        <w:pStyle w:val="p1"/>
-      </w:pPr>
-      <w:r>
-        <w:t>grant</w:t>
-      </w:r>
-    </w:p>
-    <w:p>
-      <w:pPr>
-        <w:pStyle w:val="p1"/>
-      </w:pPr>
-      <w:r>
-        <w:rPr>
-          <w:rStyle w:val="apple-converted-space"/>
-        </w:rPr>
-        <w:t xml:space="preserve">  </w:t>
-      </w:r>
-      <w:r>
-        <w:t>select: plausible future paths</w:t>
-      </w:r>
-    </w:p>
-    <w:p>
-      <w:pPr>
-        <w:pStyle w:val="p1"/>
-        <w:rPr>
-          <w:rFonts w:hint="eastAsia"/>
-        </w:rPr>
-      </w:pPr>
-      <w:r>
-        <w:rPr>
-          <w:rStyle w:val="apple-converted-space"/>
-        </w:rPr>
-        <w:t xml:space="preserve">  </w:t>
-      </w:r>
-      <w:r>
-        <w:t>goal: maximize research potential</w:t>
-      </w:r>
-    </w:p>
-    <w:p>
-      <w:pPr>
-        <w:pStyle w:val="4"/>
-      </w:pPr>
-      <w:r>
-        <w:rPr>
-          <w:rFonts w:hint="eastAsia"/>
-        </w:rPr>
-        <w:t>叙述顺序：</w:t>
-      </w:r>
-    </w:p>
-    <w:p>
-      <w:pPr>
-        <w:pStyle w:val="p1"/>
-      </w:pPr>
-      <w:r>
-        <w:t>Phenotype</w:t>
-      </w:r>
-    </w:p>
-    <w:p>
-      <w:pPr>
-        <w:pStyle w:val="p1"/>
-      </w:pPr>
-      <w:r>
-        <w:t>Positioning</w:t>
-      </w:r>
-    </w:p>
-    <w:p>
-      <w:pPr>
-        <w:pStyle w:val="p1"/>
-      </w:pPr>
-      <w:r>
-        <w:t>Mechanism discovery</w:t>
-      </w:r>
-    </w:p>
-    <w:p>
-      <w:pPr>
-        <w:pStyle w:val="p1"/>
-      </w:pPr>
-      <w:r>
-        <w:t>Mechanism completion</w:t>
-      </w:r>
-    </w:p>
-    <w:p>
-      <w:pPr>
-        <w:pStyle w:val="p1"/>
-      </w:pPr>
-      <w:r>
-        <w:t>Model</w:t>
-      </w:r>
-    </w:p>
-    <w:p>
-      <w:pPr>
-        <w:pStyle w:val="4"/>
-      </w:pPr>
-      <w:r>
-        <w:t>Claim</w:t>
-      </w:r>
-      <w:r>
-        <w:rPr>
-          <w:rFonts w:hint="eastAsia"/>
-        </w:rPr>
-        <w:t>：</w:t>
-      </w:r>
-    </w:p>
-    <w:p>
-      <w:pPr>
-        <w:rPr>
-          <w:rFonts w:hint="eastAsia"/>
-        </w:rPr>
-      </w:pPr>
-      <w:r>
-        <w:t>本 Figure 中所有 edges 的最小共同命题</w:t>
-      </w:r>
-      <w:r>
-        <w:rPr>
-          <w:rFonts w:hint="eastAsia"/>
-        </w:rPr>
-        <w:t>，用以与figure对应</w:t>
-      </w:r>
-    </w:p>
-    <w:p>
-      <w:r>
-        <w:t>Figure Claim</w:t>
-      </w:r>
-    </w:p>
-    <w:p>
-      <w:r>
-        <w:t>= minimal statement</w:t>
-      </w:r>
-    </w:p>
-    <w:p>
-      <w:r>
-        <w:t xml:space="preserve">  that is supported by all edges in the figure</w:t>
-      </w:r>
-    </w:p>
-    <w:p>
-      <w:pPr>
-        <w:rPr>
-          <w:rFonts w:hint="eastAsia"/>
-        </w:rPr>
-      </w:pPr>
-    </w:p>
-    <w:p>
-      <w:pPr>
-        <w:pStyle w:val="3"/>
-      </w:pPr>
-      <w:r>
-        <w:t>Sentence</w:t>
-      </w:r>
-      <w:r>
-        <w:rPr>
-          <w:rFonts w:hint="eastAsia"/>
-        </w:rPr>
         <w:t>的定义</w:t>
       </w:r>
     </w:p>
     <w:p>
-      <w:pPr>
-        <w:rPr>
-          <w:rFonts w:hint="eastAsia"/>
-        </w:rPr>
-      </w:pPr>
       <w:r>
         <w:t>最后做“效率优化”，不改结构</w:t>
       </w:r>
@@ -4478,14 +4474,72 @@
     <w:p>
       <w:pPr>
         <w:pStyle w:val="5"/>
+      </w:pPr>
+      <w:r>
         <w:rPr>
           <w:rFonts w:hint="eastAsia"/>
         </w:rPr>
-      </w:pPr>
+        <w:t>sentence</w:t>
+      </w:r>
+    </w:p>
+    <w:p>
+      <w:pPr>
+        <w:pStyle w:val="p1"/>
+      </w:pPr>
+      <w:r>
+        <w:t>Topic sentence</w:t>
+      </w:r>
+    </w:p>
+    <w:p>
+      <w:pPr>
+        <w:pStyle w:val="p1"/>
+      </w:pPr>
+      <w:r>
+        <w:t>Impact sentence</w:t>
+      </w:r>
+    </w:p>
+    <w:p>
+      <w:pPr>
+        <w:pStyle w:val="p1"/>
+      </w:pPr>
+      <w:r>
+        <w:t>Transition sentence</w:t>
+      </w:r>
+    </w:p>
+    <w:p>
+      <w:pPr>
+        <w:pStyle w:val="4"/>
+      </w:pPr>
+      <w:r>
+        <w:t>Known mechanism</w:t>
+      </w:r>
+    </w:p>
+    <w:p>
+      <w:pPr>
+        <w:pStyle w:val="p1"/>
+      </w:pPr>
+      <w:r>
+        <w:t>established biology edges</w:t>
+      </w:r>
       <w:r>
         <w:rPr>
           <w:rFonts w:hint="eastAsia"/>
         </w:rPr>
+        <w:t>，形成</w:t>
+      </w:r>
+      <w:r>
+        <w:t>known pathway</w:t>
+      </w:r>
+    </w:p>
+    <w:p>
+      <w:pPr>
+        <w:pStyle w:val="5"/>
+      </w:pPr>
+      <w:r>
+        <w:rPr>
+          <w:rFonts w:hint="eastAsia"/>
+        </w:rPr>
+        <w:lastRenderedPageBreak/>
         <w:t>sentence</w:t>
       </w:r>
     </w:p>
@@ -4494,26 +4548,83 @@
         <w:pStyle w:val="p1"/>
       </w:pPr>
       <w:r>
-        <w:t>Topic sentence</w:t>
-      </w:r>
-    </w:p>
-    <w:p>
-      <w:pPr>
-        <w:pStyle w:val="p1"/>
-      </w:pPr>
-      <w:r>
-        <w:t>Impact sentence</w:t>
-      </w:r>
-    </w:p>
-    <w:p>
-      <w:pPr>
-        <w:pStyle w:val="p1"/>
+        <w:t>mechanism overview</w:t>
+      </w:r>
+    </w:p>
+    <w:p>
+      <w:pPr>
+        <w:pStyle w:val="p1"/>
+      </w:pPr>
+      <w:r>
+        <w:t>mechanism details</w:t>
+      </w:r>
+    </w:p>
+    <w:p>
+      <w:pPr>
+        <w:pStyle w:val="p1"/>
+      </w:pPr>
+      <w:r>
+        <w:t>transition</w:t>
+      </w:r>
+    </w:p>
+    <w:p>
+      <w:pPr>
+        <w:pStyle w:val="4"/>
+      </w:pPr>
+      <w:r>
+        <w:t>Mechanistic focus</w:t>
+      </w:r>
+    </w:p>
+    <w:p>
+      <w:pPr>
+        <w:pStyle w:val="p1"/>
+      </w:pPr>
+      <w:r>
+        <w:t>main path 中间关键节点</w:t>
+      </w:r>
+      <w:r>
         <w:rPr>
           <w:rFonts w:hint="eastAsia"/>
         </w:rPr>
-      </w:pPr>
-      <w:r>
-        <w:t>Transition sentence</w:t>
+        <w:t>，告诉读者</w:t>
+      </w:r>
+      <w:r>
+        <w:t>哪一步是论文的机制焦点</w:t>
+      </w:r>
+    </w:p>
+    <w:p>
+      <w:pPr>
+        <w:pStyle w:val="5"/>
+      </w:pPr>
+      <w:r>
+        <w:rPr>
+          <w:rFonts w:hint="eastAsia"/>
+        </w:rPr>
+        <w:t>sentence</w:t>
+      </w:r>
+    </w:p>
+    <w:p>
+      <w:pPr>
+        <w:pStyle w:val="p1"/>
+      </w:pPr>
+      <w:r>
+        <w:t>highlight key step</w:t>
+      </w:r>
+    </w:p>
+    <w:p>
+      <w:pPr>
+        <w:pStyle w:val="p1"/>
+      </w:pPr>
+      <w:r>
+        <w:t>supporting literature</w:t>
+      </w:r>
+    </w:p>
+    <w:p>
+      <w:pPr>
+        <w:pStyle w:val="p1"/>
+      </w:pPr>
+      <w:r>
+        <w:t>transition to gap</w:t>
       </w:r>
     </w:p>
     <w:p>
@@ -4521,37 +4632,103 @@
         <w:pStyle w:val="4"/>
       </w:pPr>
       <w:r>
-        <w:t>Known mechanism</w:t>
-      </w:r>
-    </w:p>
-    <w:p>
-      <w:pPr>
-        <w:pStyle w:val="p1"/>
-      </w:pPr>
-      <w:r>
-        <w:t>established biology edges</w:t>
+        <w:t>Knowledge gap</w:t>
+      </w:r>
+    </w:p>
+    <w:p>
+      <w:pPr>
+        <w:pStyle w:val="p1"/>
+      </w:pPr>
+      <w:r>
+        <w:t>focus node 上游的 unknown regulation</w:t>
       </w:r>
       <w:r>
         <w:rPr>
           <w:rFonts w:hint="eastAsia"/>
         </w:rPr>
-        <w:t>，形成</w:t>
-      </w:r>
-      <w:r>
-        <w:t>known pathway</w:t>
+        <w:t>，告诉读者哪里不知道</w:t>
       </w:r>
     </w:p>
     <w:p>
       <w:pPr>
         <w:pStyle w:val="5"/>
+      </w:pPr>
+      <w:r>
         <w:rPr>
           <w:rFonts w:hint="eastAsia"/>
         </w:rPr>
-      </w:pPr>
+        <w:t>sentence</w:t>
+      </w:r>
+    </w:p>
+    <w:p>
+      <w:pPr>
+        <w:pStyle w:val="p1"/>
+      </w:pPr>
+      <w:r>
+        <w:t>state unknown</w:t>
+      </w:r>
+    </w:p>
+    <w:p>
+      <w:pPr>
+        <w:pStyle w:val="p1"/>
+      </w:pPr>
+      <w:r>
+        <w:t>mention candidate regulation</w:t>
+      </w:r>
+    </w:p>
+    <w:p>
+      <w:pPr>
+        <w:pStyle w:val="p1"/>
+      </w:pPr>
+      <w:r>
+        <w:t>lead to hypothesis</w:t>
+      </w:r>
+    </w:p>
+    <w:p>
+      <w:pPr>
+        <w:pStyle w:val="4"/>
+      </w:pPr>
+      <w:r>
+        <w:t>Hypothesis</w:t>
+      </w:r>
+    </w:p>
+    <w:p>
+      <w:pPr>
+        <w:pStyle w:val="p1"/>
+      </w:pPr>
+      <w:r>
+        <w:t>start node</w:t>
+      </w:r>
       <w:r>
         <w:rPr>
           <w:rFonts w:hint="eastAsia"/>
         </w:rPr>
+        <w:t>，我们假设start node与</w:t>
+      </w:r>
+      <w:r>
+        <w:rPr>
+          <w:rFonts w:hint="eastAsia"/>
+        </w:rPr>
+        <w:t xml:space="preserve"> </w:t>
+      </w:r>
+      <w:r>
+        <w:t>focus node</w:t>
+      </w:r>
+      <w:r>
+        <w:rPr>
+          <w:rFonts w:hint="eastAsia"/>
+        </w:rPr>
+        <w:t>的关系</w:t>
+      </w:r>
+    </w:p>
+    <w:p>
+      <w:pPr>
+        <w:pStyle w:val="5"/>
+      </w:pPr>
+      <w:r>
+        <w:rPr>
+          <w:rFonts w:hint="eastAsia"/>
+        </w:rPr>
         <w:t>sentence</w:t>
       </w:r>
     </w:p>
@@ -4560,247 +4737,35 @@
         <w:pStyle w:val="p1"/>
       </w:pPr>
       <w:r>
-        <w:t>mechanism overview</w:t>
-      </w:r>
-    </w:p>
-    <w:p>
-      <w:pPr>
-        <w:pStyle w:val="p1"/>
-      </w:pPr>
-      <w:r>
-        <w:t>mechanism details</w:t>
-      </w:r>
-    </w:p>
-    <w:p>
-      <w:pPr>
-        <w:pStyle w:val="p1"/>
+        <w:t>hypothesis</w:t>
+      </w:r>
+    </w:p>
+    <w:p>
+      <w:pPr>
+        <w:pStyle w:val="p1"/>
+      </w:pPr>
+      <w:r>
+        <w:lastRenderedPageBreak/>
+        <w:t>approach</w:t>
+      </w:r>
+    </w:p>
+    <w:p>
+      <w:pPr>
+        <w:pStyle w:val="p1"/>
+      </w:pPr>
+      <w:r>
+        <w:t>overview</w:t>
+      </w:r>
+    </w:p>
+    <w:p>
+      <w:pPr>
+        <w:pStyle w:val="2"/>
+      </w:pPr>
+      <w:r>
         <w:rPr>
           <w:rFonts w:hint="eastAsia"/>
         </w:rPr>
-      </w:pPr>
-      <w:r>
-        <w:t>transition</w:t>
-      </w:r>
-    </w:p>
-    <w:p>
-      <w:pPr>
-        <w:pStyle w:val="4"/>
-      </w:pPr>
-      <w:r>
-        <w:t>Mechanistic focus</w:t>
-      </w:r>
-    </w:p>
-    <w:p>
-      <w:pPr>
-        <w:pStyle w:val="p1"/>
-      </w:pPr>
-      <w:r>
-        <w:t>main path 中间关键节点</w:t>
-      </w:r>
-      <w:r>
-        <w:rPr>
-          <w:rFonts w:hint="eastAsia"/>
-        </w:rPr>
-        <w:t>，告诉读者</w:t>
-      </w:r>
-      <w:r>
-        <w:t>哪一步是论文的机制焦点</w:t>
-      </w:r>
-    </w:p>
-    <w:p>
-      <w:pPr>
-        <w:pStyle w:val="5"/>
-        <w:rPr>
-          <w:rFonts w:hint="eastAsia"/>
-        </w:rPr>
-      </w:pPr>
-      <w:r>
-        <w:rPr>
-          <w:rFonts w:hint="eastAsia"/>
-        </w:rPr>
-        <w:t>sentence</w:t>
-      </w:r>
-    </w:p>
-    <w:p>
-      <w:pPr>
-        <w:pStyle w:val="p1"/>
-      </w:pPr>
-      <w:r>
-        <w:t>highlight key step</w:t>
-      </w:r>
-    </w:p>
-    <w:p>
-      <w:pPr>
-        <w:pStyle w:val="p1"/>
-      </w:pPr>
-      <w:r>
-        <w:t>supporting literature</w:t>
-      </w:r>
-    </w:p>
-    <w:p>
-      <w:pPr>
-        <w:pStyle w:val="p1"/>
-        <w:rPr>
-          <w:rFonts w:hint="eastAsia"/>
-        </w:rPr>
-      </w:pPr>
-      <w:r>
-        <w:t>transition to gap</w:t>
-      </w:r>
-    </w:p>
-    <w:p>
-      <w:pPr>
-        <w:pStyle w:val="4"/>
-      </w:pPr>
-      <w:r>
-        <w:t>Knowledge gap</w:t>
-      </w:r>
-    </w:p>
-    <w:p>
-      <w:pPr>
-        <w:pStyle w:val="p1"/>
-      </w:pPr>
-      <w:r>
-        <w:t>focus node 上游的 unknown regulation</w:t>
-      </w:r>
-      <w:r>
-        <w:rPr>
-          <w:rFonts w:hint="eastAsia"/>
-        </w:rPr>
-        <w:t>，告诉读者哪里不知道</w:t>
-      </w:r>
-    </w:p>
-    <w:p>
-      <w:pPr>
-        <w:pStyle w:val="5"/>
-        <w:rPr>
-          <w:rFonts w:hint="eastAsia"/>
-        </w:rPr>
-      </w:pPr>
-      <w:r>
-        <w:rPr>
-          <w:rFonts w:hint="eastAsia"/>
-        </w:rPr>
-        <w:t>sentence</w:t>
-      </w:r>
-    </w:p>
-    <w:p>
-      <w:pPr>
-        <w:pStyle w:val="p1"/>
-      </w:pPr>
-      <w:r>
-        <w:t>state unknown</w:t>
-      </w:r>
-    </w:p>
-    <w:p>
-      <w:pPr>
-        <w:pStyle w:val="p1"/>
-      </w:pPr>
-      <w:r>
-        <w:t>mention candidate regulation</w:t>
-      </w:r>
-    </w:p>
-    <w:p>
-      <w:pPr>
-        <w:pStyle w:val="p1"/>
-        <w:rPr>
-          <w:rFonts w:hint="eastAsia"/>
-        </w:rPr>
-      </w:pPr>
-      <w:r>
-        <w:t>lead to hypothesis</w:t>
-      </w:r>
-    </w:p>
-    <w:p>
-      <w:pPr>
-        <w:pStyle w:val="4"/>
-      </w:pPr>
-      <w:r>
-        <w:t>Hypothesis</w:t>
-      </w:r>
-    </w:p>
-    <w:p>
-      <w:pPr>
-        <w:pStyle w:val="p1"/>
-      </w:pPr>
-      <w:r>
-        <w:t>start node</w:t>
-      </w:r>
-      <w:r>
-        <w:rPr>
-          <w:rFonts w:hint="eastAsia"/>
-        </w:rPr>
-        <w:t>，我们假设start node与</w:t>
-      </w:r>
-      <w:r>
-        <w:rPr>
-          <w:rFonts w:hint="eastAsia"/>
-        </w:rPr>
-        <w:t xml:space="preserve"> </w:t>
-      </w:r>
-      <w:r>
-        <w:t>focus node</w:t>
-      </w:r>
-      <w:r>
-        <w:rPr>
-          <w:rFonts w:hint="eastAsia"/>
-        </w:rPr>
-        <w:t>的关系</w:t>
-      </w:r>
-    </w:p>
-    <w:p>
-      <w:pPr>
-        <w:pStyle w:val="5"/>
-        <w:rPr>
-          <w:rFonts w:hint="eastAsia"/>
-        </w:rPr>
-      </w:pPr>
-      <w:r>
-        <w:rPr>
-          <w:rFonts w:hint="eastAsia"/>
-        </w:rPr>
-        <w:t>sentence</w:t>
-      </w:r>
-    </w:p>
-    <w:p>
-      <w:pPr>
-        <w:pStyle w:val="p1"/>
-      </w:pPr>
-      <w:r>
-        <w:t>hypothesis</w:t>
-      </w:r>
-    </w:p>
-    <w:p>
-      <w:pPr>
-        <w:pStyle w:val="p1"/>
-      </w:pPr>
-      <w:r>
-        <w:t>approach</w:t>
-      </w:r>
-    </w:p>
-    <w:p>
-      <w:pPr>
-        <w:pStyle w:val="p1"/>
-      </w:pPr>
-      <w:r>
-        <w:t>overview</w:t>
-      </w:r>
-    </w:p>
-    <w:p>
-      <w:pPr>
-        <w:pStyle w:val="2"/>
-      </w:pPr>
-      <w:r>
-        <w:rPr>
-          <w:rFonts w:hint="eastAsia"/>
-        </w:rPr>
-        <w:t>discussion</w:t>
-      </w:r>
-      <w:r>
-        <w:rPr>
-          <w:rFonts w:hint="eastAsia"/>
-        </w:rPr>
-        <w:t>构建</w:t>
+        <w:t>discussion构建</w:t>
       </w:r>
     </w:p>
     <w:p>
@@ -4834,14 +4799,7 @@
           <w:b/>
           <w:bCs/>
         </w:rPr>
-        <w:t>argument 的前向解释 + 外部知识整合</w:t>
-      </w:r>
-      <w:r>
-        <w:rPr>
-          <w:b/>
-          <w:bCs/>
-        </w:rPr>
-        <w:t>,</w:t>
+        <w:t>argument 的前向解释 + 外部知识整合,</w:t>
       </w:r>
       <w:r>
         <w:rPr>
@@ -4883,29 +4841,91 @@
     <w:p>
       <w:pPr>
         <w:pStyle w:val="p1"/>
+      </w:pPr>
+      <w:r>
+        <w:rPr>
+          <w:rStyle w:val="s1"/>
+        </w:rPr>
+        <w:t>3</w:t>
+      </w:r>
+      <w:r>
+        <w:t xml:space="preserve"> 接下来会怎样</w:t>
+      </w:r>
+    </w:p>
+    <w:p>
+      <w:pPr>
+        <w:pStyle w:val="3"/>
+      </w:pPr>
+      <w:r>
         <w:rPr>
           <w:rFonts w:hint="eastAsia"/>
         </w:rPr>
-      </w:pPr>
-      <w:r>
-        <w:rPr>
-          <w:rStyle w:val="s1"/>
-        </w:rPr>
-        <w:t>3</w:t>
-      </w:r>
-      <w:r>
-        <w:t xml:space="preserve"> 接下来会怎样</w:t>
-      </w:r>
-    </w:p>
-    <w:p>
-      <w:pPr>
-        <w:pStyle w:val="3"/>
-      </w:pPr>
+        <w:t>经典结构</w:t>
+      </w:r>
+    </w:p>
+    <w:p>
+      <w:pPr>
+        <w:pStyle w:val="4"/>
+      </w:pPr>
+      <w:r>
+        <w:t>Study summary</w:t>
+      </w:r>
+    </w:p>
+    <w:p>
+      <w:pPr>
+        <w:pStyle w:val="p1"/>
+      </w:pPr>
+      <w:proofErr w:type="spellStart"/>
+      <w:r>
+        <w:t>main_axis</w:t>
+      </w:r>
+      <w:proofErr w:type="spellEnd"/>
+      <w:r>
+        <w:t xml:space="preserve"> path</w:t>
+      </w:r>
       <w:r>
         <w:rPr>
           <w:rFonts w:hint="eastAsia"/>
         </w:rPr>
-        <w:t>经典结构</w:t>
+        <w:t>，</w:t>
+      </w:r>
+      <w:r>
+        <w:t>重述 argument 主链</w:t>
+      </w:r>
+    </w:p>
+    <w:p>
+      <w:pPr>
+        <w:pStyle w:val="5"/>
+      </w:pPr>
+      <w:r>
+        <w:rPr>
+          <w:rFonts w:hint="eastAsia"/>
+        </w:rPr>
+        <w:t>sentence</w:t>
+      </w:r>
+    </w:p>
+    <w:p>
+      <w:pPr>
+        <w:pStyle w:val="p1"/>
+      </w:pPr>
+      <w:r>
+        <w:t>summary sentence</w:t>
+      </w:r>
+    </w:p>
+    <w:p>
+      <w:pPr>
+        <w:pStyle w:val="p1"/>
+      </w:pPr>
+      <w:r>
+        <w:t>mechanism sentence</w:t>
+      </w:r>
+    </w:p>
+    <w:p>
+      <w:pPr>
+        <w:pStyle w:val="p1"/>
+      </w:pPr>
+      <w:r>
+        <w:t>finding sentence</w:t>
       </w:r>
     </w:p>
     <w:p>
@@ -4913,37 +4933,132 @@
         <w:pStyle w:val="4"/>
       </w:pPr>
       <w:r>
-        <w:t>Study summary</w:t>
-      </w:r>
-    </w:p>
-    <w:p>
-      <w:pPr>
-        <w:pStyle w:val="p1"/>
-      </w:pPr>
-      <w:proofErr w:type="spellStart"/>
-      <w:r>
-        <w:t>main_axis</w:t>
-      </w:r>
-      <w:proofErr w:type="spellEnd"/>
-      <w:r>
-        <w:t xml:space="preserve"> path</w:t>
-      </w:r>
+        <w:t>Mechanistic interpretation</w:t>
+      </w:r>
+    </w:p>
+    <w:p>
+      <w:pPr>
+        <w:pStyle w:val="p1"/>
+      </w:pPr>
+      <w:r>
+        <w:t>focus nodes</w:t>
+      </w:r>
+    </w:p>
+    <w:p>
+      <w:pPr>
+        <w:pStyle w:val="5"/>
+      </w:pPr>
       <w:r>
         <w:rPr>
           <w:rFonts w:hint="eastAsia"/>
         </w:rPr>
-        <w:t>，</w:t>
-      </w:r>
-      <w:r>
-        <w:t>重述 argument 主链</w:t>
+        <w:t>sentence</w:t>
+      </w:r>
+    </w:p>
+    <w:p>
+      <w:pPr>
+        <w:pStyle w:val="p1"/>
+      </w:pPr>
+      <w:r>
+        <w:t>interpretation</w:t>
+      </w:r>
+    </w:p>
+    <w:p>
+      <w:pPr>
+        <w:pStyle w:val="p1"/>
+      </w:pPr>
+      <w:r>
+        <w:t>mechanistic reasoning</w:t>
+      </w:r>
+    </w:p>
+    <w:p>
+      <w:pPr>
+        <w:pStyle w:val="p1"/>
+      </w:pPr>
+      <w:r>
+        <w:t>biological significance</w:t>
+      </w:r>
+    </w:p>
+    <w:p>
+      <w:pPr>
+        <w:pStyle w:val="p1"/>
+      </w:pPr>
+    </w:p>
+    <w:p>
+      <w:pPr>
+        <w:pStyle w:val="4"/>
+      </w:pPr>
+      <w:r>
+        <w:t>Integration with literature</w:t>
+      </w:r>
+    </w:p>
+    <w:p>
+      <w:pPr>
+        <w:pStyle w:val="p1"/>
+      </w:pPr>
+      <w:r>
+        <w:t>established edges</w:t>
       </w:r>
     </w:p>
     <w:p>
       <w:pPr>
         <w:pStyle w:val="5"/>
+      </w:pPr>
+      <w:r>
         <w:rPr>
           <w:rFonts w:hint="eastAsia"/>
         </w:rPr>
+        <w:t>sentence</w:t>
+      </w:r>
+    </w:p>
+    <w:p>
+      <w:pPr>
+        <w:pStyle w:val="p1"/>
+      </w:pPr>
+      <w:r>
+        <w:t>literature reference</w:t>
+      </w:r>
+    </w:p>
+    <w:p>
+      <w:pPr>
+        <w:pStyle w:val="p1"/>
+      </w:pPr>
+      <w:r>
+        <w:t>comparison</w:t>
+      </w:r>
+    </w:p>
+    <w:p>
+      <w:pPr>
+        <w:pStyle w:val="p1"/>
+      </w:pPr>
+      <w:r>
+        <w:t>extension</w:t>
+      </w:r>
+    </w:p>
+    <w:p>
+      <w:pPr>
+        <w:pStyle w:val="p1"/>
+      </w:pPr>
+    </w:p>
+    <w:p>
+      <w:pPr>
+        <w:pStyle w:val="4"/>
+      </w:pPr>
+      <w:r>
+        <w:t>Biological implication</w:t>
+      </w:r>
+    </w:p>
+    <w:p>
+      <w:pPr>
+        <w:pStyle w:val="p1"/>
+      </w:pPr>
+      <w:r>
+        <w:t>end node</w:t>
+      </w:r>
+    </w:p>
+    <w:p>
+      <w:pPr>
+        <w:pStyle w:val="5"/>
       </w:pPr>
       <w:r>
         <w:rPr>
@@ -4957,271 +5072,85 @@
         <w:pStyle w:val="p1"/>
       </w:pPr>
       <w:r>
-        <w:t>summary sentence</w:t>
-      </w:r>
-    </w:p>
-    <w:p>
-      <w:pPr>
-        <w:pStyle w:val="p1"/>
-      </w:pPr>
-      <w:r>
-        <w:t>mechanism sentence</w:t>
-      </w:r>
-    </w:p>
-    <w:p>
-      <w:pPr>
-        <w:pStyle w:val="p1"/>
+        <w:t>biological implication</w:t>
+      </w:r>
+    </w:p>
+    <w:p>
+      <w:pPr>
+        <w:pStyle w:val="p1"/>
+      </w:pPr>
+      <w:r>
+        <w:t>disease relevance</w:t>
+      </w:r>
+    </w:p>
+    <w:p>
+      <w:pPr>
+        <w:pStyle w:val="p1"/>
+      </w:pPr>
+      <w:r>
+        <w:t>conceptual advance</w:t>
+      </w:r>
+    </w:p>
+    <w:p>
+      <w:pPr>
+        <w:pStyle w:val="p1"/>
+      </w:pPr>
+    </w:p>
+    <w:p>
+      <w:pPr>
+        <w:pStyle w:val="4"/>
+      </w:pPr>
+      <w:r>
+        <w:t>Limitations / future</w:t>
+      </w:r>
+    </w:p>
+    <w:p>
+      <w:pPr>
+        <w:pStyle w:val="p1"/>
+      </w:pPr>
+      <w:r>
+        <w:t>weak edges / missing edges</w:t>
+      </w:r>
+    </w:p>
+    <w:p>
+      <w:pPr>
+        <w:pStyle w:val="5"/>
+      </w:pPr>
+      <w:r>
         <w:rPr>
           <w:rFonts w:hint="eastAsia"/>
         </w:rPr>
-      </w:pPr>
-      <w:r>
-        <w:t>finding sentence</w:t>
-      </w:r>
-    </w:p>
-    <w:p>
-      <w:pPr>
-        <w:pStyle w:val="4"/>
-      </w:pPr>
-      <w:r>
-        <w:t>Mechanistic interpretation</w:t>
-      </w:r>
-    </w:p>
-    <w:p>
-      <w:pPr>
-        <w:pStyle w:val="p1"/>
-      </w:pPr>
-      <w:r>
-        <w:t>focus nodes</w:t>
+        <w:t>sentence</w:t>
+      </w:r>
+    </w:p>
+    <w:p>
+      <w:pPr>
+        <w:pStyle w:val="p1"/>
+      </w:pPr>
+      <w:r>
+        <w:t>limitation</w:t>
+      </w:r>
+    </w:p>
+    <w:p>
+      <w:pPr>
+        <w:pStyle w:val="p1"/>
+      </w:pPr>
+      <w:r>
+        <w:t>future test</w:t>
+      </w:r>
+    </w:p>
+    <w:p>
+      <w:pPr>
+        <w:pStyle w:val="p1"/>
+      </w:pPr>
+      <w:r>
+        <w:lastRenderedPageBreak/>
+        <w:t>conceptual extension</w:t>
       </w:r>
     </w:p>
     <w:p>
       <w:pPr>
         <w:pStyle w:val="5"/>
-        <w:rPr>
-          <w:rFonts w:hint="eastAsia"/>
-        </w:rPr>
-      </w:pPr>
-      <w:r>
-        <w:rPr>
-          <w:rFonts w:hint="eastAsia"/>
-        </w:rPr>
-        <w:t>sentence</w:t>
-      </w:r>
-    </w:p>
-    <w:p>
-      <w:pPr>
-        <w:pStyle w:val="p1"/>
-      </w:pPr>
-      <w:r>
-        <w:t>interpretation</w:t>
-      </w:r>
-    </w:p>
-    <w:p>
-      <w:pPr>
-        <w:pStyle w:val="p1"/>
-      </w:pPr>
-      <w:r>
-        <w:t>mechanistic reasoning</w:t>
-      </w:r>
-    </w:p>
-    <w:p>
-      <w:pPr>
-        <w:pStyle w:val="p1"/>
-      </w:pPr>
-      <w:r>
-        <w:t>biological significance</w:t>
-      </w:r>
-    </w:p>
-    <w:p>
-      <w:pPr>
-        <w:pStyle w:val="p1"/>
-        <w:rPr>
-          <w:rFonts w:hint="eastAsia"/>
-        </w:rPr>
-      </w:pPr>
-    </w:p>
-    <w:p>
-      <w:pPr>
-        <w:pStyle w:val="4"/>
-      </w:pPr>
-      <w:r>
-        <w:t>Integration with literature</w:t>
-      </w:r>
-    </w:p>
-    <w:p>
-      <w:pPr>
-        <w:pStyle w:val="p1"/>
-      </w:pPr>
-      <w:r>
-        <w:t>established edges</w:t>
-      </w:r>
-    </w:p>
-    <w:p>
-      <w:pPr>
-        <w:pStyle w:val="5"/>
-        <w:rPr>
-          <w:rFonts w:hint="eastAsia"/>
-        </w:rPr>
-      </w:pPr>
-      <w:r>
-        <w:rPr>
-          <w:rFonts w:hint="eastAsia"/>
-        </w:rPr>
-        <w:t>sentence</w:t>
-      </w:r>
-    </w:p>
-    <w:p>
-      <w:pPr>
-        <w:pStyle w:val="p1"/>
-      </w:pPr>
-      <w:r>
-        <w:t>literature reference</w:t>
-      </w:r>
-    </w:p>
-    <w:p>
-      <w:pPr>
-        <w:pStyle w:val="p1"/>
-      </w:pPr>
-      <w:r>
-        <w:t>comparison</w:t>
-      </w:r>
-    </w:p>
-    <w:p>
-      <w:pPr>
-        <w:pStyle w:val="p1"/>
-      </w:pPr>
-      <w:r>
-        <w:t>extension</w:t>
-      </w:r>
-    </w:p>
-    <w:p>
-      <w:pPr>
-        <w:pStyle w:val="p1"/>
-        <w:rPr>
-          <w:rFonts w:hint="eastAsia"/>
-        </w:rPr>
-      </w:pPr>
-    </w:p>
-    <w:p>
-      <w:pPr>
-        <w:pStyle w:val="4"/>
-      </w:pPr>
-      <w:r>
-        <w:t>Biological implication</w:t>
-      </w:r>
-    </w:p>
-    <w:p>
-      <w:pPr>
-        <w:pStyle w:val="p1"/>
-      </w:pPr>
-      <w:r>
-        <w:t>end node</w:t>
-      </w:r>
-    </w:p>
-    <w:p>
-      <w:pPr>
-        <w:pStyle w:val="5"/>
-        <w:rPr>
-          <w:rFonts w:hint="eastAsia"/>
-        </w:rPr>
-      </w:pPr>
-      <w:r>
-        <w:rPr>
-          <w:rFonts w:hint="eastAsia"/>
-        </w:rPr>
-        <w:t>sentence</w:t>
-      </w:r>
-    </w:p>
-    <w:p>
-      <w:pPr>
-        <w:pStyle w:val="p1"/>
-      </w:pPr>
-      <w:r>
-        <w:t>biological implication</w:t>
-      </w:r>
-    </w:p>
-    <w:p>
-      <w:pPr>
-        <w:pStyle w:val="p1"/>
-      </w:pPr>
-      <w:r>
-        <w:t>disease relevance</w:t>
-      </w:r>
-    </w:p>
-    <w:p>
-      <w:pPr>
-        <w:pStyle w:val="p1"/>
-      </w:pPr>
-      <w:r>
-        <w:t>conceptual advance</w:t>
-      </w:r>
-    </w:p>
-    <w:p>
-      <w:pPr>
-        <w:pStyle w:val="p1"/>
-        <w:rPr>
-          <w:rFonts w:hint="eastAsia"/>
-        </w:rPr>
-      </w:pPr>
-    </w:p>
-    <w:p>
-      <w:pPr>
-        <w:pStyle w:val="4"/>
-      </w:pPr>
-      <w:r>
-        <w:t>Limitations / future</w:t>
-      </w:r>
-    </w:p>
-    <w:p>
-      <w:pPr>
-        <w:pStyle w:val="p1"/>
-      </w:pPr>
-      <w:r>
-        <w:t>weak edges / missing edges</w:t>
-      </w:r>
-    </w:p>
-    <w:p>
-      <w:pPr>
-        <w:pStyle w:val="5"/>
-      </w:pPr>
-      <w:r>
-        <w:rPr>
-          <w:rFonts w:hint="eastAsia"/>
-        </w:rPr>
-        <w:t>sentence</w:t>
-      </w:r>
-    </w:p>
-    <w:p>
-      <w:pPr>
-        <w:pStyle w:val="p1"/>
-      </w:pPr>
-      <w:r>
-        <w:t>limitation</w:t>
-      </w:r>
-    </w:p>
-    <w:p>
-      <w:pPr>
-        <w:pStyle w:val="p1"/>
-      </w:pPr>
-      <w:r>
-        <w:t>future test</w:t>
-      </w:r>
-    </w:p>
-    <w:p>
-      <w:pPr>
-        <w:pStyle w:val="p1"/>
-      </w:pPr>
-      <w:r>
-        <w:t>conceptual extension</w:t>
-      </w:r>
-    </w:p>
-    <w:p>
-      <w:pPr>
-        <w:pStyle w:val="5"/>
-        <w:rPr>
-          <w:rFonts w:hint="eastAsia"/>
-        </w:rPr>
       </w:pPr>
     </w:p>
     <w:sectPr>
